--- a/06_산출물_문서/2계층_절차서/QP-403_프로세스_접근법_QMS_기획.docx
+++ b/06_산출물_문서/2계층_절차서/QP-403_프로세스_접근법_QMS_기획.docx
@@ -270,11 +270,11 @@
     </w:p>
     <w:tbl>
       <w:tblPr>
-        <w:tblW w:w="8788" w:type="dxa"/>
         <w:tblCellMar>
           <w:left w:w="108" w:type="dxa"/>
           <w:right w:w="108" w:type="dxa"/>
         </w:tblCellMar>
+        <w:tblW w:w="8788" w:type="dxa"/>
         <w:tblBorders>
           <w:top w:val="single" w:sz="4" w:color="2E74B5" w:space="0"/>
           <w:left w:val="single" w:sz="4" w:color="2E74B5" w:space="0"/>
@@ -294,13 +294,13 @@
         <w:tc>
           <w:tcPr>
             <w:tcW w:w="1500" w:type="dxa"/>
-            <w:shd w:val="clear" w:color="auto" w:fill="D9D9D9"/>
-            <w:tcMar>
-              <w:top w:w="60" w:type="dxa"/>
-              <w:left w:w="120" w:type="dxa"/>
-              <w:bottom w:w="60" w:type="dxa"/>
-              <w:right w:w="120" w:type="dxa"/>
-            </w:tcMar>
+            <w:tcMar>
+              <w:top w:w="60" w:type="dxa"/>
+              <w:left w:w="120" w:type="dxa"/>
+              <w:bottom w:w="60" w:type="dxa"/>
+              <w:right w:w="120" w:type="dxa"/>
+            </w:tcMar>
+            <w:shd w:val="clear" w:color="auto" w:fill="DEEAF1"/>
           </w:tcPr>
           <w:p>
             <w:pPr>
@@ -320,13 +320,13 @@
         <w:tc>
           <w:tcPr>
             <w:tcW w:w="2800" w:type="dxa"/>
-            <w:shd w:val="clear" w:color="auto" w:fill="D9D9D9"/>
-            <w:tcMar>
-              <w:top w:w="60" w:type="dxa"/>
-              <w:left w:w="120" w:type="dxa"/>
-              <w:bottom w:w="60" w:type="dxa"/>
-              <w:right w:w="120" w:type="dxa"/>
-            </w:tcMar>
+            <w:tcMar>
+              <w:top w:w="60" w:type="dxa"/>
+              <w:left w:w="120" w:type="dxa"/>
+              <w:bottom w:w="60" w:type="dxa"/>
+              <w:right w:w="120" w:type="dxa"/>
+            </w:tcMar>
+            <w:shd w:val="clear" w:color="auto" w:fill="DEEAF1"/>
           </w:tcPr>
           <w:p>
             <w:pPr>
@@ -346,13 +346,13 @@
         <w:tc>
           <w:tcPr>
             <w:tcW w:w="2000" w:type="dxa"/>
-            <w:shd w:val="clear" w:color="auto" w:fill="D9D9D9"/>
-            <w:tcMar>
-              <w:top w:w="60" w:type="dxa"/>
-              <w:left w:w="120" w:type="dxa"/>
-              <w:bottom w:w="60" w:type="dxa"/>
-              <w:right w:w="120" w:type="dxa"/>
-            </w:tcMar>
+            <w:tcMar>
+              <w:top w:w="60" w:type="dxa"/>
+              <w:left w:w="120" w:type="dxa"/>
+              <w:bottom w:w="60" w:type="dxa"/>
+              <w:right w:w="120" w:type="dxa"/>
+            </w:tcMar>
+            <w:shd w:val="clear" w:color="auto" w:fill="DEEAF1"/>
           </w:tcPr>
           <w:p>
             <w:pPr>
@@ -372,13 +372,13 @@
         <w:tc>
           <w:tcPr>
             <w:tcW w:w="2488" w:type="dxa"/>
-            <w:shd w:val="clear" w:color="auto" w:fill="D9D9D9"/>
-            <w:tcMar>
-              <w:top w:w="60" w:type="dxa"/>
-              <w:left w:w="120" w:type="dxa"/>
-              <w:bottom w:w="60" w:type="dxa"/>
-              <w:right w:w="120" w:type="dxa"/>
-            </w:tcMar>
+            <w:tcMar>
+              <w:top w:w="60" w:type="dxa"/>
+              <w:left w:w="120" w:type="dxa"/>
+              <w:bottom w:w="60" w:type="dxa"/>
+              <w:right w:w="120" w:type="dxa"/>
+            </w:tcMar>
+            <w:shd w:val="clear" w:color="auto" w:fill="DEEAF1"/>
           </w:tcPr>
           <w:p>
             <w:pPr>
@@ -1154,7 +1154,7 @@
         </w:trPr>
         <w:tc>
           <w:tcPr>
-            <w:tcW w:w="2460" w:type="dxa"/>
+            <w:tcW w:w="2293" w:type="dxa"/>
             <w:tcMar>
               <w:top w:w="60" w:type="dxa"/>
               <w:left w:w="120" w:type="dxa"/>
@@ -1175,7 +1175,7 @@
         </w:tc>
         <w:tc>
           <w:tcPr>
-            <w:tcW w:w="6328" w:type="dxa"/>
+            <w:tcW w:w="6495" w:type="dxa"/>
             <w:tcMar>
               <w:top w:w="60" w:type="dxa"/>
               <w:left w:w="120" w:type="dxa"/>
@@ -1197,9 +1197,7 @@
       </w:tr>
       <w:tr>
         <w:tc>
-          <w:tcPr>
-            <w:tcW w:w="2460" w:type="dxa"/>
-          </w:tcPr>
+          <w:tcPr/>
           <w:p>
             <w:pPr>
               <w:pStyle w:val="Compact"/>
@@ -1211,7 +1209,7 @@
         </w:tc>
         <w:tc>
           <w:tcPr>
-            <w:tcW w:w="6328" w:type="dxa"/>
+            <w:tcW w:w="6495" w:type="dxa"/>
             <w:tcMar>
               <w:top w:w="60" w:type="dxa"/>
               <w:left w:w="120" w:type="dxa"/>
@@ -1244,6 +1242,7 @@
         </w:tc>
         <w:tc>
           <w:tcPr>
+            <w:tcW w:w="6495" w:type="dxa"/>
             <w:tcMar>
               <w:top w:w="60" w:type="dxa"/>
               <w:left w:w="120" w:type="dxa"/>
@@ -1275,9 +1274,7 @@
           </w:p>
         </w:tc>
         <w:tc>
-          <w:tcPr>
-            <w:tcW w:w="6328" w:type="dxa"/>
-          </w:tcPr>
+          <w:tcPr/>
           <w:p>
             <w:pPr>
               <w:pStyle w:val="Compact"/>
@@ -1290,19 +1287,10 @@
       </w:tr>
       <w:tr>
         <w:tc>
-          <w:tcPr>
-            <w:tcW w:w="2460" w:type="dxa"/>
-            <w:tcMar>
-              <w:top w:w="60" w:type="dxa"/>
-              <w:left w:w="120" w:type="dxa"/>
-              <w:bottom w:w="60" w:type="dxa"/>
-              <w:right w:w="120" w:type="dxa"/>
-            </w:tcMar>
-          </w:tcPr>
-          <w:p>
-            <w:pPr>
-              <w:pStyle w:val="Compact"/>
-              <w:wordWrap w:val="1"/>
+          <w:tcPr/>
+          <w:p>
+            <w:pPr>
+              <w:pStyle w:val="Compact"/>
             </w:pPr>
             <w:r>
               <w:t xml:space="preserve">QP-401</w:t>
@@ -1310,10 +1298,19 @@
           </w:p>
         </w:tc>
         <w:tc>
-          <w:tcPr/>
-          <w:p>
-            <w:pPr>
-              <w:pStyle w:val="Compact"/>
+          <w:tcPr>
+            <w:tcW w:w="6495" w:type="dxa"/>
+            <w:tcMar>
+              <w:top w:w="60" w:type="dxa"/>
+              <w:left w:w="120" w:type="dxa"/>
+              <w:bottom w:w="60" w:type="dxa"/>
+              <w:right w:w="120" w:type="dxa"/>
+            </w:tcMar>
+          </w:tcPr>
+          <w:p>
+            <w:pPr>
+              <w:pStyle w:val="Compact"/>
+              <w:wordWrap w:val="1"/>
             </w:pPr>
             <w:r>
               <w:t xml:space="preserve">조직 상황 및 이해관계자 관리</w:t>
@@ -1347,18 +1344,10 @@
       </w:tr>
       <w:tr>
         <w:tc>
-          <w:tcPr>
-            <w:tcMar>
-              <w:top w:w="60" w:type="dxa"/>
-              <w:left w:w="120" w:type="dxa"/>
-              <w:bottom w:w="60" w:type="dxa"/>
-              <w:right w:w="120" w:type="dxa"/>
-            </w:tcMar>
-          </w:tcPr>
-          <w:p>
-            <w:pPr>
-              <w:pStyle w:val="Compact"/>
-              <w:wordWrap w:val="1"/>
+          <w:tcPr/>
+          <w:p>
+            <w:pPr>
+              <w:pStyle w:val="Compact"/>
             </w:pPr>
             <w:r>
               <w:t xml:space="preserve">QP-601</w:t>
@@ -1366,18 +1355,10 @@
           </w:p>
         </w:tc>
         <w:tc>
-          <w:tcPr>
-            <w:tcMar>
-              <w:top w:w="60" w:type="dxa"/>
-              <w:left w:w="120" w:type="dxa"/>
-              <w:bottom w:w="60" w:type="dxa"/>
-              <w:right w:w="120" w:type="dxa"/>
-            </w:tcMar>
-          </w:tcPr>
-          <w:p>
-            <w:pPr>
-              <w:pStyle w:val="Compact"/>
-              <w:wordWrap w:val="1"/>
+          <w:tcPr/>
+          <w:p>
+            <w:pPr>
+              <w:pStyle w:val="Compact"/>
             </w:pPr>
             <w:r>
               <w:t xml:space="preserve">리스크 및 기회 관리</w:t>
@@ -1421,7 +1402,7 @@
         </w:trPr>
         <w:tc>
           <w:tcPr>
-            <w:tcW w:w="2460" w:type="dxa"/>
+            <w:tcW w:w="3000" w:type="dxa"/>
             <w:tcMar>
               <w:top w:w="60" w:type="dxa"/>
               <w:left w:w="120" w:type="dxa"/>
@@ -1442,7 +1423,7 @@
         </w:tc>
         <w:tc>
           <w:tcPr>
-            <w:tcW w:w="6328" w:type="dxa"/>
+            <w:tcW w:w="5788" w:type="dxa"/>
             <w:tcMar>
               <w:top w:w="60" w:type="dxa"/>
               <w:left w:w="120" w:type="dxa"/>
@@ -1464,9 +1445,7 @@
       </w:tr>
       <w:tr>
         <w:tc>
-          <w:tcPr>
-            <w:tcW w:w="2460" w:type="dxa"/>
-          </w:tcPr>
+          <w:tcPr/>
           <w:p>
             <w:pPr>
               <w:pStyle w:val="Compact"/>
@@ -1478,7 +1457,7 @@
         </w:tc>
         <w:tc>
           <w:tcPr>
-            <w:tcW w:w="6328" w:type="dxa"/>
+            <w:tcW w:w="5788" w:type="dxa"/>
             <w:tcMar>
               <w:top w:w="60" w:type="dxa"/>
               <w:left w:w="120" w:type="dxa"/>
@@ -1511,6 +1490,7 @@
         </w:tc>
         <w:tc>
           <w:tcPr>
+            <w:tcW w:w="5788" w:type="dxa"/>
             <w:tcMar>
               <w:top w:w="60" w:type="dxa"/>
               <w:left w:w="120" w:type="dxa"/>
@@ -1542,9 +1522,7 @@
           </w:p>
         </w:tc>
         <w:tc>
-          <w:tcPr>
-            <w:tcW w:w="6328" w:type="dxa"/>
-          </w:tcPr>
+          <w:tcPr/>
           <w:p>
             <w:pPr>
               <w:pStyle w:val="Compact"/>
@@ -1557,19 +1535,10 @@
       </w:tr>
       <w:tr>
         <w:tc>
-          <w:tcPr>
-            <w:tcW w:w="2460" w:type="dxa"/>
-            <w:tcMar>
-              <w:top w:w="60" w:type="dxa"/>
-              <w:left w:w="120" w:type="dxa"/>
-              <w:bottom w:w="60" w:type="dxa"/>
-              <w:right w:w="120" w:type="dxa"/>
-            </w:tcMar>
-          </w:tcPr>
-          <w:p>
-            <w:pPr>
-              <w:pStyle w:val="Compact"/>
-              <w:wordWrap w:val="1"/>
+          <w:tcPr/>
+          <w:p>
+            <w:pPr>
+              <w:pStyle w:val="Compact"/>
             </w:pPr>
             <w:r>
               <w:t xml:space="preserve">프로세스 소유자 (Process Owner)</w:t>
@@ -1577,10 +1546,19 @@
           </w:p>
         </w:tc>
         <w:tc>
-          <w:tcPr/>
-          <w:p>
-            <w:pPr>
-              <w:pStyle w:val="Compact"/>
+          <w:tcPr>
+            <w:tcW w:w="5788" w:type="dxa"/>
+            <w:tcMar>
+              <w:top w:w="60" w:type="dxa"/>
+              <w:left w:w="120" w:type="dxa"/>
+              <w:bottom w:w="60" w:type="dxa"/>
+              <w:right w:w="120" w:type="dxa"/>
+            </w:tcMar>
+          </w:tcPr>
+          <w:p>
+            <w:pPr>
+              <w:pStyle w:val="Compact"/>
+              <w:wordWrap w:val="1"/>
             </w:pPr>
             <w:r>
               <w:t xml:space="preserve">해당 프로세스의 운영, 성과, 개선에 대한 총괄 책임을 갖는 자</w:t>
@@ -1686,18 +1664,10 @@
       </w:tr>
       <w:tr>
         <w:tc>
-          <w:tcPr>
-            <w:tcMar>
-              <w:top w:w="60" w:type="dxa"/>
-              <w:left w:w="120" w:type="dxa"/>
-              <w:bottom w:w="60" w:type="dxa"/>
-              <w:right w:w="120" w:type="dxa"/>
-            </w:tcMar>
-          </w:tcPr>
-          <w:p>
-            <w:pPr>
-              <w:pStyle w:val="Compact"/>
-              <w:wordWrap w:val="1"/>
+          <w:tcPr/>
+          <w:p>
+            <w:pPr>
+              <w:pStyle w:val="Compact"/>
             </w:pPr>
             <w:r>
               <w:t xml:space="preserve">터틀 다이어그램 (Turtle Diagram)</w:t>
@@ -1705,18 +1675,10 @@
           </w:p>
         </w:tc>
         <w:tc>
-          <w:tcPr>
-            <w:tcMar>
-              <w:top w:w="60" w:type="dxa"/>
-              <w:left w:w="120" w:type="dxa"/>
-              <w:bottom w:w="60" w:type="dxa"/>
-              <w:right w:w="120" w:type="dxa"/>
-            </w:tcMar>
-          </w:tcPr>
-          <w:p>
-            <w:pPr>
-              <w:pStyle w:val="Compact"/>
-              <w:wordWrap w:val="1"/>
+          <w:tcPr/>
+          <w:p>
+            <w:pPr>
+              <w:pStyle w:val="Compact"/>
             </w:pPr>
             <w:r>
               <w:t xml:space="preserve">프로세스의 입력, 출력, 자원, 방법, KPI 등을 체계적으로 기술하는 도구</w:t>
@@ -1760,7 +1722,7 @@
         </w:trPr>
         <w:tc>
           <w:tcPr>
-            <w:tcW w:w="2460" w:type="dxa"/>
+            <w:tcW w:w="3000" w:type="dxa"/>
             <w:tcMar>
               <w:top w:w="60" w:type="dxa"/>
               <w:left w:w="120" w:type="dxa"/>
@@ -1781,7 +1743,7 @@
         </w:tc>
         <w:tc>
           <w:tcPr>
-            <w:tcW w:w="6328" w:type="dxa"/>
+            <w:tcW w:w="5788" w:type="dxa"/>
             <w:tcMar>
               <w:top w:w="60" w:type="dxa"/>
               <w:left w:w="120" w:type="dxa"/>
@@ -1804,7 +1766,7 @@
       <w:tr>
         <w:tc>
           <w:tcPr>
-            <w:tcW w:w="2460" w:type="dxa"/>
+            <w:tcW w:w="3000" w:type="dxa"/>
           </w:tcPr>
           <w:p>
             <w:pPr>
@@ -1821,7 +1783,7 @@
         </w:tc>
         <w:tc>
           <w:tcPr>
-            <w:tcW w:w="6328" w:type="dxa"/>
+            <w:tcW w:w="5788" w:type="dxa"/>
             <w:tcMar>
               <w:top w:w="60" w:type="dxa"/>
               <w:left w:w="120" w:type="dxa"/>
@@ -1858,6 +1820,7 @@
         </w:tc>
         <w:tc>
           <w:tcPr>
+            <w:tcW w:w="5788" w:type="dxa"/>
             <w:tcMar>
               <w:top w:w="60" w:type="dxa"/>
               <w:left w:w="120" w:type="dxa"/>
@@ -1894,11 +1857,18 @@
         </w:tc>
         <w:tc>
           <w:tcPr>
-            <w:tcW w:w="6328" w:type="dxa"/>
-          </w:tcPr>
-          <w:p>
-            <w:pPr>
-              <w:pStyle w:val="Compact"/>
+            <w:tcW w:w="5788" w:type="dxa"/>
+            <w:tcMar>
+              <w:top w:w="60" w:type="dxa"/>
+              <w:left w:w="120" w:type="dxa"/>
+              <w:bottom w:w="60" w:type="dxa"/>
+              <w:right w:w="120" w:type="dxa"/>
+            </w:tcMar>
+          </w:tcPr>
+          <w:p>
+            <w:pPr>
+              <w:pStyle w:val="Compact"/>
+              <w:wordWrap w:val="1"/>
             </w:pPr>
             <w:r>
               <w:t xml:space="preserve">소관 프로세스의 운영 및 관리; KPI 모니터링 및 목표 달성; 프로세스 리스크/기회 관리; 프로세스 개선 활동 주관</w:t>
@@ -1908,19 +1878,10 @@
       </w:tr>
       <w:tr>
         <w:tc>
-          <w:tcPr>
-            <w:tcW w:w="2460" w:type="dxa"/>
-            <w:tcMar>
-              <w:top w:w="60" w:type="dxa"/>
-              <w:left w:w="120" w:type="dxa"/>
-              <w:bottom w:w="60" w:type="dxa"/>
-              <w:right w:w="120" w:type="dxa"/>
-            </w:tcMar>
-          </w:tcPr>
-          <w:p>
-            <w:pPr>
-              <w:pStyle w:val="Compact"/>
-              <w:wordWrap w:val="1"/>
+          <w:tcPr/>
+          <w:p>
+            <w:pPr>
+              <w:pStyle w:val="Compact"/>
             </w:pPr>
             <w:r>
               <w:rPr>
@@ -1932,18 +1893,10 @@
           </w:p>
         </w:tc>
         <w:tc>
-          <w:tcPr>
-            <w:tcMar>
-              <w:top w:w="60" w:type="dxa"/>
-              <w:left w:w="120" w:type="dxa"/>
-              <w:bottom w:w="60" w:type="dxa"/>
-              <w:right w:w="120" w:type="dxa"/>
-            </w:tcMar>
-          </w:tcPr>
-          <w:p>
-            <w:pPr>
-              <w:pStyle w:val="Compact"/>
-              <w:wordWrap w:val="1"/>
+          <w:tcPr/>
+          <w:p>
+            <w:pPr>
+              <w:pStyle w:val="Compact"/>
             </w:pPr>
             <w:r>
               <w:t xml:space="preserve">프로세스 체계 문서화; 프로세스 성과 데이터 수집/분석; 프로세스 변경 관리 지원</w:t>
@@ -2003,7 +1956,7 @@
         </w:trPr>
         <w:tc>
           <w:tcPr>
-            <w:tcW w:w="2460" w:type="dxa"/>
+            <w:tcW w:w="2476" w:type="dxa"/>
             <w:tcMar>
               <w:top w:w="60" w:type="dxa"/>
               <w:left w:w="120" w:type="dxa"/>
@@ -2024,7 +1977,7 @@
         </w:tc>
         <w:tc>
           <w:tcPr>
-            <w:tcW w:w="6328" w:type="dxa"/>
+            <w:tcW w:w="6312" w:type="dxa"/>
             <w:tcMar>
               <w:top w:w="60" w:type="dxa"/>
               <w:left w:w="120" w:type="dxa"/>
@@ -2046,19 +1999,10 @@
       </w:tr>
       <w:tr>
         <w:tc>
-          <w:tcPr>
-            <w:tcW w:w="2460" w:type="dxa"/>
-            <w:tcMar>
-              <w:top w:w="60" w:type="dxa"/>
-              <w:left w:w="120" w:type="dxa"/>
-              <w:bottom w:w="60" w:type="dxa"/>
-              <w:right w:w="120" w:type="dxa"/>
-            </w:tcMar>
-          </w:tcPr>
-          <w:p>
-            <w:pPr>
-              <w:pStyle w:val="Compact"/>
-              <w:wordWrap w:val="1"/>
+          <w:tcPr/>
+          <w:p>
+            <w:pPr>
+              <w:pStyle w:val="Compact"/>
             </w:pPr>
             <w:r>
               <w:t xml:space="preserve">프로세스 이해</w:t>
@@ -2067,7 +2011,7 @@
         </w:tc>
         <w:tc>
           <w:tcPr>
-            <w:tcW w:w="6328" w:type="dxa"/>
+            <w:tcW w:w="6312" w:type="dxa"/>
             <w:tcMar>
               <w:top w:w="60" w:type="dxa"/>
               <w:left w:w="120" w:type="dxa"/>
@@ -2099,10 +2043,19 @@
           </w:p>
         </w:tc>
         <w:tc>
-          <w:tcPr/>
-          <w:p>
-            <w:pPr>
-              <w:pStyle w:val="Compact"/>
+          <w:tcPr>
+            <w:tcW w:w="6312" w:type="dxa"/>
+            <w:tcMar>
+              <w:top w:w="60" w:type="dxa"/>
+              <w:left w:w="120" w:type="dxa"/>
+              <w:bottom w:w="60" w:type="dxa"/>
+              <w:right w:w="120" w:type="dxa"/>
+            </w:tcMar>
+          </w:tcPr>
+          <w:p>
+            <w:pPr>
+              <w:pStyle w:val="Compact"/>
+              <w:wordWrap w:val="1"/>
             </w:pPr>
             <w:r>
               <w:t xml:space="preserve">프로세스 간 입력/출력의 연결과 의존관계 관리</w:t>
@@ -2123,9 +2076,7 @@
           </w:p>
         </w:tc>
         <w:tc>
-          <w:tcPr>
-            <w:tcW w:w="6328" w:type="dxa"/>
-          </w:tcPr>
+          <w:tcPr/>
           <w:p>
             <w:pPr>
               <w:pStyle w:val="Compact"/>
@@ -2138,19 +2089,10 @@
       </w:tr>
       <w:tr>
         <w:tc>
-          <w:tcPr>
-            <w:tcW w:w="2460" w:type="dxa"/>
-            <w:tcMar>
-              <w:top w:w="60" w:type="dxa"/>
-              <w:left w:w="120" w:type="dxa"/>
-              <w:bottom w:w="60" w:type="dxa"/>
-              <w:right w:w="120" w:type="dxa"/>
-            </w:tcMar>
-          </w:tcPr>
-          <w:p>
-            <w:pPr>
-              <w:pStyle w:val="Compact"/>
-              <w:wordWrap w:val="1"/>
+          <w:tcPr/>
+          <w:p>
+            <w:pPr>
+              <w:pStyle w:val="Compact"/>
             </w:pPr>
             <w:r>
               <w:t xml:space="preserve">리스크 기반 사고</w:t>
@@ -2159,6 +2101,7 @@
         </w:tc>
         <w:tc>
           <w:tcPr>
+            <w:tcW w:w="6312" w:type="dxa"/>
             <w:tcMar>
               <w:top w:w="60" w:type="dxa"/>
               <w:left w:w="120" w:type="dxa"/>
@@ -2188,161 +2131,305 @@
         <w:t xml:space="preserve">6.2 PDCA 사이클 적용</w:t>
       </w:r>
     </w:p>
-    <w:p>
-      <w:pPr>
-        <w:pStyle w:val="SourceCode"/>
-      </w:pPr>
-      <w:r>
-        <w:rPr>
-          <w:rStyle w:val="VerbatimChar"/>
-        </w:rPr>
-        <w:t xml:space="preserve">    ┌──────────────────────────────────────────┐</w:t>
-      </w:r>
-      <w:r>
-        <w:br/>
-      </w:r>
-      <w:r>
-        <w:rPr>
-          <w:rStyle w:val="VerbatimChar"/>
-        </w:rPr>
-        <w:t xml:space="preserve">    │                  ACT                      │</w:t>
-      </w:r>
-      <w:r>
-        <w:br/>
-      </w:r>
-      <w:r>
-        <w:rPr>
-          <w:rStyle w:val="VerbatimChar"/>
-        </w:rPr>
-        <w:t xml:space="preserve">    │  개선 조치 실행                             │</w:t>
-      </w:r>
-      <w:r>
-        <w:br/>
-      </w:r>
-      <w:r>
-        <w:rPr>
-          <w:rStyle w:val="VerbatimChar"/>
-        </w:rPr>
-        <w:t xml:space="preserve">    │  시스템 갱신                                │</w:t>
-      </w:r>
-      <w:r>
-        <w:br/>
-      </w:r>
-      <w:r>
-        <w:rPr>
-          <w:rStyle w:val="VerbatimChar"/>
-        </w:rPr>
-        <w:t xml:space="preserve">    │                                           │</w:t>
-      </w:r>
-      <w:r>
-        <w:br/>
-      </w:r>
-      <w:r>
-        <w:rPr>
-          <w:rStyle w:val="VerbatimChar"/>
-        </w:rPr>
-        <w:t xml:space="preserve">    ├────────────────────┬─────────────────────┤</w:t>
-      </w:r>
-      <w:r>
-        <w:br/>
-      </w:r>
-      <w:r>
-        <w:rPr>
-          <w:rStyle w:val="VerbatimChar"/>
-        </w:rPr>
-        <w:t xml:space="preserve">    │       PLAN         │        DO            │</w:t>
-      </w:r>
-      <w:r>
-        <w:br/>
-      </w:r>
-      <w:r>
-        <w:rPr>
-          <w:rStyle w:val="VerbatimChar"/>
-        </w:rPr>
-        <w:t xml:space="preserve">    │  목표 수립          │  계획 실행            │</w:t>
-      </w:r>
-      <w:r>
-        <w:br/>
-      </w:r>
-      <w:r>
-        <w:rPr>
-          <w:rStyle w:val="VerbatimChar"/>
-        </w:rPr>
-        <w:t xml:space="preserve">    │  프로세스 기획      │  프로세스 운영         │</w:t>
-      </w:r>
-      <w:r>
-        <w:br/>
-      </w:r>
-      <w:r>
-        <w:rPr>
-          <w:rStyle w:val="VerbatimChar"/>
-        </w:rPr>
-        <w:t xml:space="preserve">    │  리스크/기회 결정   │  자원 배분/활용        │</w:t>
-      </w:r>
-      <w:r>
-        <w:br/>
-      </w:r>
-      <w:r>
-        <w:rPr>
-          <w:rStyle w:val="VerbatimChar"/>
-        </w:rPr>
-        <w:t xml:space="preserve">    │  자원 결정          │  문서화된 정보 유지    │</w:t>
-      </w:r>
-      <w:r>
-        <w:br/>
-      </w:r>
-      <w:r>
-        <w:rPr>
-          <w:rStyle w:val="VerbatimChar"/>
-        </w:rPr>
-        <w:t xml:space="preserve">    ├────────────────────┴─────────────────────┤</w:t>
-      </w:r>
-      <w:r>
-        <w:br/>
-      </w:r>
-      <w:r>
-        <w:rPr>
-          <w:rStyle w:val="VerbatimChar"/>
-        </w:rPr>
-        <w:t xml:space="preserve">    │                  CHECK                    │</w:t>
-      </w:r>
-      <w:r>
-        <w:br/>
-      </w:r>
-      <w:r>
-        <w:rPr>
-          <w:rStyle w:val="VerbatimChar"/>
-        </w:rPr>
-        <w:t xml:space="preserve">    │  성과 모니터링/측정                         │</w:t>
-      </w:r>
-      <w:r>
-        <w:br/>
-      </w:r>
-      <w:r>
-        <w:rPr>
-          <w:rStyle w:val="VerbatimChar"/>
-        </w:rPr>
-        <w:t xml:space="preserve">    │  내부심사                                  │</w:t>
-      </w:r>
-      <w:r>
-        <w:br/>
-      </w:r>
-      <w:r>
-        <w:rPr>
-          <w:rStyle w:val="VerbatimChar"/>
-        </w:rPr>
-        <w:t xml:space="preserve">    │  경영검토                                  │</w:t>
-      </w:r>
-      <w:r>
-        <w:br/>
-      </w:r>
-      <w:r>
-        <w:rPr>
-          <w:rStyle w:val="VerbatimChar"/>
-        </w:rPr>
-        <w:t xml:space="preserve">    └──────────────────────────────────────────┘</w:t>
-      </w:r>
-    </w:p>
+    <w:tbl>
+      <w:tblPr>
+        <w:tblLook w:firstColumn="1" w:firstRow="1" w:lastColumn="0" w:lastRow="0" w:noHBand="0" w:noVBand="1" w:val="04A0"/>
+        <w:tblW w:w="8788" w:type="dxa"/>
+        <w:tblBorders>
+          <w:top w:val="single" w:sz="4" w:color="2E74B5" w:space="0"/>
+          <w:left w:val="single" w:sz="4" w:color="2E74B5" w:space="0"/>
+          <w:bottom w:val="single" w:sz="4" w:color="2E74B5" w:space="0"/>
+          <w:right w:val="single" w:sz="4" w:color="2E74B5" w:space="0"/>
+          <w:insideH w:val="single" w:sz="4" w:color="BDD7EE" w:space="0"/>
+          <w:insideV w:val="single" w:sz="2" w:color="D9D9D9" w:space="0"/>
+        </w:tblBorders>
+      </w:tblPr>
+      <w:tblGrid>
+        <w:gridCol w:w="4394"/>
+        <w:gridCol w:w="4394"/>
+      </w:tblGrid>
+      <w:tr>
+        <w:tc>
+          <w:tcPr>
+            <w:gridSpan w:val="2"/>
+            <w:tcW w:w="4394" w:type="dxa"/>
+            <w:tcMar>
+              <w:top w:w="80" w:type="dxa"/>
+              <w:left w:w="140" w:type="dxa"/>
+              <w:bottom w:w="80" w:type="dxa"/>
+              <w:right w:w="140" w:type="dxa"/>
+            </w:tcMar>
+            <w:shd w:val="clear" w:color="auto" w:fill="DEEAF1"/>
+          </w:tcPr>
+          <w:p>
+            <w:pPr>
+              <w:jc w:val="center"/>
+            </w:pPr>
+            <w:r>
+              <w:rPr>
+                <w:b w:val="1"/>
+                <w:rFonts w:ascii="맑은 고딕" w:hAnsi="맑은 고딕" w:eastAsia="맑은 고딕"/>
+                <w:sz w:val="20"/>
+                <w:szCs w:val="20"/>
+              </w:rPr>
+              <w:t xml:space="preserve">ACT</w:t>
+            </w:r>
+          </w:p>
+          <w:p>
+            <w:pPr>
+              <w:jc w:val="center"/>
+            </w:pPr>
+            <w:r>
+              <w:rPr>
+                <w:rFonts w:ascii="맑은 고딕" w:hAnsi="맑은 고딕" w:eastAsia="맑은 고딕"/>
+                <w:sz w:val="20"/>
+                <w:szCs w:val="20"/>
+              </w:rPr>
+              <w:t xml:space="preserve">개선 조치 실행</w:t>
+            </w:r>
+          </w:p>
+          <w:p>
+            <w:pPr>
+              <w:jc w:val="center"/>
+            </w:pPr>
+            <w:r>
+              <w:rPr>
+                <w:rFonts w:ascii="맑은 고딕" w:hAnsi="맑은 고딕" w:eastAsia="맑은 고딕"/>
+                <w:sz w:val="20"/>
+                <w:szCs w:val="20"/>
+              </w:rPr>
+              <w:t xml:space="preserve">시스템 갱신</w:t>
+            </w:r>
+          </w:p>
+        </w:tc>
+      </w:tr>
+      <w:tr>
+        <w:tc>
+          <w:tcPr>
+            <w:tcW w:w="4394" w:type="dxa"/>
+            <w:tcMar>
+              <w:top w:w="80" w:type="dxa"/>
+              <w:left w:w="140" w:type="dxa"/>
+              <w:bottom w:w="80" w:type="dxa"/>
+              <w:right w:w="140" w:type="dxa"/>
+            </w:tcMar>
+            <w:shd w:val="clear" w:color="auto" w:fill="EBF3FB"/>
+          </w:tcPr>
+          <w:p>
+            <w:pPr>
+              <w:jc w:val="center"/>
+            </w:pPr>
+            <w:r>
+              <w:rPr>
+                <w:b w:val="1"/>
+                <w:rFonts w:ascii="맑은 고딕" w:hAnsi="맑은 고딕" w:eastAsia="맑은 고딕"/>
+                <w:sz w:val="20"/>
+                <w:szCs w:val="20"/>
+              </w:rPr>
+              <w:t xml:space="preserve">PLAN</w:t>
+            </w:r>
+          </w:p>
+          <w:p>
+            <w:pPr>
+              <w:jc w:val="center"/>
+            </w:pPr>
+            <w:r>
+              <w:rPr>
+                <w:rFonts w:ascii="맑은 고딕" w:hAnsi="맑은 고딕" w:eastAsia="맑은 고딕"/>
+                <w:sz w:val="20"/>
+                <w:szCs w:val="20"/>
+              </w:rPr>
+              <w:t xml:space="preserve">목표 수립</w:t>
+            </w:r>
+          </w:p>
+          <w:p>
+            <w:pPr>
+              <w:jc w:val="center"/>
+            </w:pPr>
+            <w:r>
+              <w:rPr>
+                <w:rFonts w:ascii="맑은 고딕" w:hAnsi="맑은 고딕" w:eastAsia="맑은 고딕"/>
+                <w:sz w:val="20"/>
+                <w:szCs w:val="20"/>
+              </w:rPr>
+              <w:t xml:space="preserve">프로세스 기획</w:t>
+            </w:r>
+          </w:p>
+          <w:p>
+            <w:pPr>
+              <w:jc w:val="center"/>
+            </w:pPr>
+            <w:r>
+              <w:rPr>
+                <w:rFonts w:ascii="맑은 고딕" w:hAnsi="맑은 고딕" w:eastAsia="맑은 고딕"/>
+                <w:sz w:val="20"/>
+                <w:szCs w:val="20"/>
+              </w:rPr>
+              <w:t xml:space="preserve">리스크/기회 결정</w:t>
+            </w:r>
+          </w:p>
+          <w:p>
+            <w:pPr>
+              <w:jc w:val="center"/>
+            </w:pPr>
+            <w:r>
+              <w:rPr>
+                <w:rFonts w:ascii="맑은 고딕" w:hAnsi="맑은 고딕" w:eastAsia="맑은 고딕"/>
+                <w:sz w:val="20"/>
+                <w:szCs w:val="20"/>
+              </w:rPr>
+              <w:t xml:space="preserve">자원 결정</w:t>
+            </w:r>
+          </w:p>
+        </w:tc>
+        <w:tc>
+          <w:tcPr>
+            <w:tcW w:w="4394" w:type="dxa"/>
+            <w:tcMar>
+              <w:top w:w="80" w:type="dxa"/>
+              <w:left w:w="140" w:type="dxa"/>
+              <w:bottom w:w="80" w:type="dxa"/>
+              <w:right w:w="140" w:type="dxa"/>
+            </w:tcMar>
+            <w:shd w:val="clear" w:color="auto" w:fill="EBF3FB"/>
+          </w:tcPr>
+          <w:p>
+            <w:pPr>
+              <w:jc w:val="center"/>
+            </w:pPr>
+            <w:r>
+              <w:rPr>
+                <w:b w:val="1"/>
+                <w:rFonts w:ascii="맑은 고딕" w:hAnsi="맑은 고딕" w:eastAsia="맑은 고딕"/>
+                <w:sz w:val="20"/>
+                <w:szCs w:val="20"/>
+              </w:rPr>
+              <w:t xml:space="preserve">DO</w:t>
+            </w:r>
+          </w:p>
+          <w:p>
+            <w:pPr>
+              <w:jc w:val="center"/>
+            </w:pPr>
+            <w:r>
+              <w:rPr>
+                <w:rFonts w:ascii="맑은 고딕" w:hAnsi="맑은 고딕" w:eastAsia="맑은 고딕"/>
+                <w:sz w:val="20"/>
+                <w:szCs w:val="20"/>
+              </w:rPr>
+              <w:t xml:space="preserve">계획 실행</w:t>
+            </w:r>
+          </w:p>
+          <w:p>
+            <w:pPr>
+              <w:jc w:val="center"/>
+            </w:pPr>
+            <w:r>
+              <w:rPr>
+                <w:rFonts w:ascii="맑은 고딕" w:hAnsi="맑은 고딕" w:eastAsia="맑은 고딕"/>
+                <w:sz w:val="20"/>
+                <w:szCs w:val="20"/>
+              </w:rPr>
+              <w:t xml:space="preserve">프로세스 운영</w:t>
+            </w:r>
+          </w:p>
+          <w:p>
+            <w:pPr>
+              <w:jc w:val="center"/>
+            </w:pPr>
+            <w:r>
+              <w:rPr>
+                <w:rFonts w:ascii="맑은 고딕" w:hAnsi="맑은 고딕" w:eastAsia="맑은 고딕"/>
+                <w:sz w:val="20"/>
+                <w:szCs w:val="20"/>
+              </w:rPr>
+              <w:t xml:space="preserve">자원 배분/활용</w:t>
+            </w:r>
+          </w:p>
+          <w:p>
+            <w:pPr>
+              <w:jc w:val="center"/>
+            </w:pPr>
+            <w:r>
+              <w:rPr>
+                <w:rFonts w:ascii="맑은 고딕" w:hAnsi="맑은 고딕" w:eastAsia="맑은 고딕"/>
+                <w:sz w:val="20"/>
+                <w:szCs w:val="20"/>
+              </w:rPr>
+              <w:t xml:space="preserve">문서화된 정보 유지</w:t>
+            </w:r>
+          </w:p>
+        </w:tc>
+      </w:tr>
+      <w:tr>
+        <w:tc>
+          <w:tcPr>
+            <w:gridSpan w:val="2"/>
+            <w:tcW w:w="4394" w:type="dxa"/>
+            <w:tcMar>
+              <w:top w:w="80" w:type="dxa"/>
+              <w:left w:w="140" w:type="dxa"/>
+              <w:bottom w:w="80" w:type="dxa"/>
+              <w:right w:w="140" w:type="dxa"/>
+            </w:tcMar>
+            <w:shd w:val="clear" w:color="auto" w:fill="DEEAF1"/>
+          </w:tcPr>
+          <w:p>
+            <w:pPr>
+              <w:jc w:val="center"/>
+            </w:pPr>
+            <w:r>
+              <w:rPr>
+                <w:b w:val="1"/>
+                <w:rFonts w:ascii="맑은 고딕" w:hAnsi="맑은 고딕" w:eastAsia="맑은 고딕"/>
+                <w:sz w:val="20"/>
+                <w:szCs w:val="20"/>
+              </w:rPr>
+              <w:t xml:space="preserve">CHECK</w:t>
+            </w:r>
+          </w:p>
+          <w:p>
+            <w:pPr>
+              <w:jc w:val="center"/>
+            </w:pPr>
+            <w:r>
+              <w:rPr>
+                <w:rFonts w:ascii="맑은 고딕" w:hAnsi="맑은 고딕" w:eastAsia="맑은 고딕"/>
+                <w:sz w:val="20"/>
+                <w:szCs w:val="20"/>
+              </w:rPr>
+              <w:t xml:space="preserve">성과 모니터링/측정</w:t>
+            </w:r>
+          </w:p>
+          <w:p>
+            <w:pPr>
+              <w:jc w:val="center"/>
+            </w:pPr>
+            <w:r>
+              <w:rPr>
+                <w:rFonts w:ascii="맑은 고딕" w:hAnsi="맑은 고딕" w:eastAsia="맑은 고딕"/>
+                <w:sz w:val="20"/>
+                <w:szCs w:val="20"/>
+              </w:rPr>
+              <w:t xml:space="preserve">내부심사</w:t>
+            </w:r>
+          </w:p>
+          <w:p>
+            <w:pPr>
+              <w:jc w:val="center"/>
+            </w:pPr>
+            <w:r>
+              <w:rPr>
+                <w:rFonts w:ascii="맑은 고딕" w:hAnsi="맑은 고딕" w:eastAsia="맑은 고딕"/>
+                <w:sz w:val="20"/>
+                <w:szCs w:val="20"/>
+              </w:rPr>
+              <w:t xml:space="preserve">경영검토</w:t>
+            </w:r>
+          </w:p>
+        </w:tc>
+      </w:tr>
+    </w:tbl>
     <w:bookmarkEnd w:id="20"/>
     <w:bookmarkEnd w:id="21"/>
     <w:bookmarkStart w:id="27" w:name="qms-프로세스-체계"/>
@@ -3477,206 +3564,172 @@
         <w:t xml:space="preserve">7.2 프로세스 상호작용도</w:t>
       </w:r>
     </w:p>
-    <w:p>
-      <w:pPr>
-        <w:pStyle w:val="SourceCode"/>
-      </w:pPr>
-      <w:r>
-        <w:rPr>
-          <w:rStyle w:val="VerbatimChar"/>
-        </w:rPr>
-        <w:t xml:space="preserve">┌──────────────────────────────────────────────────────────┐</w:t>
-      </w:r>
-      <w:r>
-        <w:br/>
-      </w:r>
-      <w:r>
-        <w:rPr>
-          <w:rStyle w:val="VerbatimChar"/>
-        </w:rPr>
-        <w:t xml:space="preserve">│                    관리 프로세스                             │</w:t>
-      </w:r>
-      <w:r>
-        <w:br/>
-      </w:r>
-      <w:r>
-        <w:rPr>
-          <w:rStyle w:val="VerbatimChar"/>
-        </w:rPr>
-        <w:t xml:space="preserve">│  MP-01 경영관리 ←→ MP-02 QMS 기획 ←→ MP-03 성과평가/개선  │</w:t>
-      </w:r>
-      <w:r>
-        <w:br/>
-      </w:r>
-      <w:r>
-        <w:rPr>
-          <w:rStyle w:val="VerbatimChar"/>
-        </w:rPr>
-        <w:t xml:space="preserve">└────────┬─────────────────┬─────────────────┬─────────────┘</w:t>
-      </w:r>
-      <w:r>
-        <w:br/>
-      </w:r>
-      <w:r>
-        <w:rPr>
-          <w:rStyle w:val="VerbatimChar"/>
-        </w:rPr>
-        <w:t xml:space="preserve">         │   방침/목표/자원  │   기획/리스크    │  심사/검토/개선</w:t>
-      </w:r>
-      <w:r>
-        <w:br/>
-      </w:r>
-      <w:r>
-        <w:rPr>
-          <w:rStyle w:val="VerbatimChar"/>
-        </w:rPr>
-        <w:t xml:space="preserve">         ▼                 ▼                 ▼</w:t>
-      </w:r>
-      <w:r>
-        <w:br/>
-      </w:r>
-      <w:r>
-        <w:rPr>
-          <w:rStyle w:val="VerbatimChar"/>
-        </w:rPr>
-        <w:t xml:space="preserve">┌──────────────────────────────────────────────────────────┐</w:t>
-      </w:r>
-      <w:r>
-        <w:br/>
-      </w:r>
-      <w:r>
-        <w:rPr>
-          <w:rStyle w:val="VerbatimChar"/>
-        </w:rPr>
-        <w:t xml:space="preserve">│                    핵심 프로세스 (가치 흐름)                  │</w:t>
-      </w:r>
-      <w:r>
-        <w:br/>
-      </w:r>
-      <w:r>
-        <w:rPr>
-          <w:rStyle w:val="VerbatimChar"/>
-        </w:rPr>
-        <w:t xml:space="preserve">│                                                          │</w:t>
-      </w:r>
-      <w:r>
-        <w:br/>
-      </w:r>
-      <w:r>
-        <w:rPr>
-          <w:rStyle w:val="VerbatimChar"/>
-        </w:rPr>
-        <w:t xml:space="preserve">│  고객      COP-01    COP-02    COP-03    COP-04    COP-05   고객</w:t>
-      </w:r>
-      <w:r>
-        <w:br/>
-      </w:r>
-      <w:r>
-        <w:rPr>
-          <w:rStyle w:val="VerbatimChar"/>
-        </w:rPr>
-        <w:t xml:space="preserve">│  요구  →  영업/계약 → 설계/개발 → 구매 → 생산/제조 → 검사 →  만족</w:t>
-      </w:r>
-      <w:r>
-        <w:br/>
-      </w:r>
-      <w:r>
-        <w:rPr>
-          <w:rStyle w:val="VerbatimChar"/>
-        </w:rPr>
-        <w:t xml:space="preserve">│  사항      검토                                     시험     │</w:t>
-      </w:r>
-      <w:r>
-        <w:br/>
-      </w:r>
-      <w:r>
-        <w:rPr>
-          <w:rStyle w:val="VerbatimChar"/>
-        </w:rPr>
-        <w:t xml:space="preserve">│                                                     │      │</w:t>
-      </w:r>
-      <w:r>
-        <w:br/>
-      </w:r>
-      <w:r>
-        <w:rPr>
-          <w:rStyle w:val="VerbatimChar"/>
-        </w:rPr>
-        <w:t xml:space="preserve">│                                              COP-06 납품    │</w:t>
-      </w:r>
-      <w:r>
-        <w:br/>
-      </w:r>
-      <w:r>
-        <w:rPr>
-          <w:rStyle w:val="VerbatimChar"/>
-        </w:rPr>
-        <w:t xml:space="preserve">└────────┬─────────────────────────────────────────┬───────┘</w:t>
-      </w:r>
-      <w:r>
-        <w:br/>
-      </w:r>
-      <w:r>
-        <w:rPr>
-          <w:rStyle w:val="VerbatimChar"/>
-        </w:rPr>
-        <w:t xml:space="preserve">         │                                         │</w:t>
-      </w:r>
-      <w:r>
-        <w:br/>
-      </w:r>
-      <w:r>
-        <w:rPr>
-          <w:rStyle w:val="VerbatimChar"/>
-        </w:rPr>
-        <w:t xml:space="preserve">         ▼                                         ▼</w:t>
-      </w:r>
-      <w:r>
-        <w:br/>
-      </w:r>
-      <w:r>
-        <w:rPr>
-          <w:rStyle w:val="VerbatimChar"/>
-        </w:rPr>
-        <w:t xml:space="preserve">┌──────────────────────────────────────────────────────────┐</w:t>
-      </w:r>
-      <w:r>
-        <w:br/>
-      </w:r>
-      <w:r>
-        <w:rPr>
-          <w:rStyle w:val="VerbatimChar"/>
-        </w:rPr>
-        <w:t xml:space="preserve">│                    지원 프로세스                             │</w:t>
-      </w:r>
-      <w:r>
-        <w:br/>
-      </w:r>
-      <w:r>
-        <w:rPr>
-          <w:rStyle w:val="VerbatimChar"/>
-        </w:rPr>
-        <w:t xml:space="preserve">│  SP-01 인적자원  SP-02 인프라  SP-03 문서  SP-04 의사소통    │</w:t>
-      </w:r>
-      <w:r>
-        <w:br/>
-      </w:r>
-      <w:r>
-        <w:rPr>
-          <w:rStyle w:val="VerbatimChar"/>
-        </w:rPr>
-        <w:t xml:space="preserve">│  SP-05 리스크/형상/안전 관리                                 │</w:t>
-      </w:r>
-      <w:r>
-        <w:br/>
-      </w:r>
-      <w:r>
-        <w:rPr>
-          <w:rStyle w:val="VerbatimChar"/>
-        </w:rPr>
-        <w:t xml:space="preserve">└──────────────────────────────────────────────────────────┘</w:t>
-      </w:r>
-    </w:p>
+    <w:tbl>
+      <w:tblPr>
+        <w:tblLook w:firstColumn="1" w:firstRow="1" w:lastColumn="0" w:lastRow="0" w:noHBand="0" w:noVBand="1" w:val="04A0"/>
+        <w:tblW w:w="8788" w:type="dxa"/>
+        <w:tblBorders>
+          <w:top w:val="single" w:sz="4" w:color="2E74B5" w:space="0"/>
+          <w:left w:val="single" w:sz="4" w:color="2E74B5" w:space="0"/>
+          <w:bottom w:val="single" w:sz="4" w:color="2E74B5" w:space="0"/>
+          <w:right w:val="single" w:sz="4" w:color="2E74B5" w:space="0"/>
+          <w:insideH w:val="single" w:sz="4" w:color="BDD7EE" w:space="0"/>
+          <w:insideV w:val="single" w:sz="2" w:color="D9D9D9" w:space="0"/>
+        </w:tblBorders>
+      </w:tblPr>
+      <w:tblGrid>
+        <w:gridCol w:w="8788"/>
+      </w:tblGrid>
+      <w:tr>
+        <w:tc>
+          <w:tcPr>
+            <w:tcW w:w="8788" w:type="dxa"/>
+            <w:tcMar>
+              <w:top w:w="100" w:type="dxa"/>
+              <w:left w:w="160" w:type="dxa"/>
+              <w:bottom w:w="100" w:type="dxa"/>
+              <w:right w:w="160" w:type="dxa"/>
+            </w:tcMar>
+            <w:shd w:val="clear" w:color="auto" w:fill="DEEAF1"/>
+          </w:tcPr>
+          <w:p>
+            <w:pPr>
+              <w:jc w:val="center"/>
+            </w:pPr>
+            <w:r>
+              <w:rPr>
+                <w:b w:val="1"/>
+                <w:rFonts w:ascii="맑은 고딕" w:hAnsi="맑은 고딕" w:eastAsia="맑은 고딕"/>
+                <w:sz w:val="20"/>
+                <w:szCs w:val="20"/>
+              </w:rPr>
+              <w:t xml:space="preserve">관리 프로세스</w:t>
+            </w:r>
+          </w:p>
+          <w:p>
+            <w:pPr>
+              <w:jc w:val="center"/>
+            </w:pPr>
+            <w:r>
+              <w:rPr>
+                <w:rFonts w:ascii="맑은 고딕" w:hAnsi="맑은 고딕" w:eastAsia="맑은 고딕"/>
+                <w:sz w:val="20"/>
+                <w:szCs w:val="20"/>
+              </w:rPr>
+              <w:t xml:space="preserve">MP-01 경영관리  ←→  MP-02 QMS 기획  ←→  MP-03 성과평가/개선</w:t>
+            </w:r>
+          </w:p>
+        </w:tc>
+      </w:tr>
+      <w:tr>
+        <w:tc>
+          <w:tcPr>
+            <w:tcW w:w="8788" w:type="dxa"/>
+            <w:tcMar>
+              <w:top w:w="100" w:type="dxa"/>
+              <w:left w:w="160" w:type="dxa"/>
+              <w:bottom w:w="100" w:type="dxa"/>
+              <w:right w:w="160" w:type="dxa"/>
+            </w:tcMar>
+            <w:shd w:val="clear" w:color="auto" w:fill="EBF3FB"/>
+          </w:tcPr>
+          <w:p>
+            <w:pPr>
+              <w:jc w:val="center"/>
+            </w:pPr>
+            <w:r>
+              <w:rPr>
+                <w:b w:val="1"/>
+                <w:rFonts w:ascii="맑은 고딕" w:hAnsi="맑은 고딕" w:eastAsia="맑은 고딕"/>
+                <w:sz w:val="20"/>
+                <w:szCs w:val="20"/>
+              </w:rPr>
+              <w:t xml:space="preserve">핵심 프로세스 (가치 흐름)</w:t>
+            </w:r>
+          </w:p>
+          <w:p>
+            <w:pPr>
+              <w:jc w:val="center"/>
+            </w:pPr>
+            <w:r>
+              <w:rPr>
+                <w:rFonts w:ascii="맑은 고딕" w:hAnsi="맑은 고딕" w:eastAsia="맑은 고딕"/>
+                <w:sz w:val="20"/>
+                <w:szCs w:val="20"/>
+              </w:rPr>
+              <w:t xml:space="preserve">고객 요구사항 →  COP-01 영업/계약 검토  →  COP-02 설계/개발  →  COP-03 구매</w:t>
+            </w:r>
+          </w:p>
+          <w:p>
+            <w:pPr>
+              <w:jc w:val="center"/>
+            </w:pPr>
+            <w:r>
+              <w:rPr>
+                <w:rFonts w:ascii="맑은 고딕" w:hAnsi="맑은 고딕" w:eastAsia="맑은 고딕"/>
+                <w:sz w:val="20"/>
+                <w:szCs w:val="20"/>
+              </w:rPr>
+              <w:t xml:space="preserve">→  COP-04 생산/제조  →  COP-05 검사/시험  →  COP-06 납품  →  고객 만족</w:t>
+            </w:r>
+          </w:p>
+        </w:tc>
+      </w:tr>
+      <w:tr>
+        <w:tc>
+          <w:tcPr>
+            <w:tcW w:w="8788" w:type="dxa"/>
+            <w:tcMar>
+              <w:top w:w="100" w:type="dxa"/>
+              <w:left w:w="160" w:type="dxa"/>
+              <w:bottom w:w="100" w:type="dxa"/>
+              <w:right w:w="160" w:type="dxa"/>
+            </w:tcMar>
+            <w:shd w:val="clear" w:color="auto" w:fill="E2EFDA"/>
+          </w:tcPr>
+          <w:p>
+            <w:pPr>
+              <w:jc w:val="center"/>
+            </w:pPr>
+            <w:r>
+              <w:rPr>
+                <w:b w:val="1"/>
+                <w:rFonts w:ascii="맑은 고딕" w:hAnsi="맑은 고딕" w:eastAsia="맑은 고딕"/>
+                <w:sz w:val="20"/>
+                <w:szCs w:val="20"/>
+              </w:rPr>
+              <w:t xml:space="preserve">지원 프로세스</w:t>
+            </w:r>
+          </w:p>
+          <w:p>
+            <w:pPr>
+              <w:jc w:val="center"/>
+            </w:pPr>
+            <w:r>
+              <w:rPr>
+                <w:rFonts w:ascii="맑은 고딕" w:hAnsi="맑은 고딕" w:eastAsia="맑은 고딕"/>
+                <w:sz w:val="20"/>
+                <w:szCs w:val="20"/>
+              </w:rPr>
+              <w:t xml:space="preserve">SP-01 인적자원  |  SP-02 인프라  |  SP-03 문서관리  |  SP-04 의사소통</w:t>
+            </w:r>
+          </w:p>
+          <w:p>
+            <w:pPr>
+              <w:jc w:val="center"/>
+            </w:pPr>
+            <w:r>
+              <w:rPr>
+                <w:rFonts w:ascii="맑은 고딕" w:hAnsi="맑은 고딕" w:eastAsia="맑은 고딕"/>
+                <w:sz w:val="20"/>
+                <w:szCs w:val="20"/>
+              </w:rPr>
+              <w:t xml:space="preserve">SP-05 리스크/형상/안전 관리</w:t>
+            </w:r>
+          </w:p>
+        </w:tc>
+      </w:tr>
+    </w:tbl>
     <w:bookmarkEnd w:id="26"/>
     <w:bookmarkEnd w:id="27"/>
     <w:bookmarkStart w:id="31" w:name="프로세스-관리-요건"/>
@@ -4098,98 +4151,166 @@
         <w:t xml:space="preserve">각 핵심/지원 프로세스에 대해 터틀 다이어그램을 작성한다:</w:t>
       </w:r>
     </w:p>
-    <w:p>
-      <w:pPr>
-        <w:pStyle w:val="SourceCode"/>
-      </w:pPr>
-      <w:r>
-        <w:rPr>
-          <w:rStyle w:val="VerbatimChar"/>
-        </w:rPr>
-        <w:t xml:space="preserve">         무엇으로 (자원/장비)        누가 (역량/인원)</w:t>
-      </w:r>
-      <w:r>
-        <w:br/>
-      </w:r>
-      <w:r>
-        <w:rPr>
-          <w:rStyle w:val="VerbatimChar"/>
-        </w:rPr>
-        <w:t xml:space="preserve">              │                          │</w:t>
-      </w:r>
-      <w:r>
-        <w:br/>
-      </w:r>
-      <w:r>
-        <w:rPr>
-          <w:rStyle w:val="VerbatimChar"/>
-        </w:rPr>
-        <w:t xml:space="preserve">              ▼                          ▼</w:t>
-      </w:r>
-      <w:r>
-        <w:br/>
-      </w:r>
-      <w:r>
-        <w:rPr>
-          <w:rStyle w:val="VerbatimChar"/>
-        </w:rPr>
-        <w:t xml:space="preserve">┌─────┐  ┌───────────────────────────────────┐  ┌─────┐</w:t>
-      </w:r>
-      <w:r>
-        <w:br/>
-      </w:r>
-      <w:r>
-        <w:rPr>
-          <w:rStyle w:val="VerbatimChar"/>
-        </w:rPr>
-        <w:t xml:space="preserve">│입력  │→│           프로세스명                 │→│출력  │</w:t>
-      </w:r>
-      <w:r>
-        <w:br/>
-      </w:r>
-      <w:r>
-        <w:rPr>
-          <w:rStyle w:val="VerbatimChar"/>
-        </w:rPr>
-        <w:t xml:space="preserve">│(Input)│ │                                   │ │(Output)│</w:t>
-      </w:r>
-      <w:r>
-        <w:br/>
-      </w:r>
-      <w:r>
-        <w:rPr>
-          <w:rStyle w:val="VerbatimChar"/>
-        </w:rPr>
-        <w:t xml:space="preserve">└─────┘  └───────────────────────────────────┘  └─────┘</w:t>
-      </w:r>
-      <w:r>
-        <w:br/>
-      </w:r>
-      <w:r>
-        <w:rPr>
-          <w:rStyle w:val="VerbatimChar"/>
-        </w:rPr>
-        <w:t xml:space="preserve">              ▲                          ▲</w:t>
-      </w:r>
-      <w:r>
-        <w:br/>
-      </w:r>
-      <w:r>
-        <w:rPr>
-          <w:rStyle w:val="VerbatimChar"/>
-        </w:rPr>
-        <w:t xml:space="preserve">              │                          │</w:t>
-      </w:r>
-      <w:r>
-        <w:br/>
-      </w:r>
-      <w:r>
-        <w:rPr>
-          <w:rStyle w:val="VerbatimChar"/>
-        </w:rPr>
-        <w:t xml:space="preserve">         어떻게 (방법/절차)          성과지표 (KPI)</w:t>
-      </w:r>
-    </w:p>
+    <w:tbl>
+      <w:tblPr>
+        <w:tblLook w:firstColumn="1" w:firstRow="1" w:lastColumn="0" w:lastRow="0" w:noHBand="0" w:noVBand="1" w:val="04A0"/>
+        <w:tblW w:w="8788" w:type="dxa"/>
+        <w:tblBorders>
+          <w:top w:val="single" w:sz="4" w:color="2E74B5" w:space="0"/>
+          <w:left w:val="single" w:sz="4" w:color="2E74B5" w:space="0"/>
+          <w:bottom w:val="single" w:sz="4" w:color="2E74B5" w:space="0"/>
+          <w:right w:val="single" w:sz="4" w:color="2E74B5" w:space="0"/>
+          <w:insideH w:val="single" w:sz="4" w:color="BDD7EE" w:space="0"/>
+          <w:insideV w:val="single" w:sz="2" w:color="D9D9D9" w:space="0"/>
+        </w:tblBorders>
+      </w:tblPr>
+      <w:tblGrid>
+        <w:gridCol w:w="8788"/>
+      </w:tblGrid>
+      <w:tr>
+        <w:tc>
+          <w:tcPr>
+            <w:tcW w:w="8788" w:type="dxa"/>
+            <w:tcMar>
+              <w:top w:w="80" w:type="dxa"/>
+              <w:left w:w="140" w:type="dxa"/>
+              <w:bottom w:w="80" w:type="dxa"/>
+              <w:right w:w="140" w:type="dxa"/>
+            </w:tcMar>
+          </w:tcPr>
+          <w:p>
+            <w:pPr>
+              <w:spacing w:before="0" w:after="0" w:line="240" w:lineRule="auto"/>
+            </w:pPr>
+            <w:r>
+              <w:rPr>
+                <w:rFonts w:ascii="Courier New" w:hAnsi="Courier New" w:eastAsia="NanumGothicCoding"/>
+                <w:sz w:val="18"/>
+                <w:szCs w:val="18"/>
+              </w:rPr>
+              <w:t xml:space="preserve">         무엇으로 (자원/장비)        누가 (역량/인원)</w:t>
+            </w:r>
+          </w:p>
+          <w:p>
+            <w:pPr>
+              <w:spacing w:before="0" w:after="0" w:line="240" w:lineRule="auto"/>
+            </w:pPr>
+            <w:r>
+              <w:rPr>
+                <w:rFonts w:ascii="Courier New" w:hAnsi="Courier New" w:eastAsia="NanumGothicCoding"/>
+                <w:sz w:val="18"/>
+                <w:szCs w:val="18"/>
+              </w:rPr>
+              <w:t xml:space="preserve">              │                          │</w:t>
+            </w:r>
+          </w:p>
+          <w:p>
+            <w:pPr>
+              <w:spacing w:before="0" w:after="0" w:line="240" w:lineRule="auto"/>
+            </w:pPr>
+            <w:r>
+              <w:rPr>
+                <w:rFonts w:ascii="Courier New" w:hAnsi="Courier New" w:eastAsia="NanumGothicCoding"/>
+                <w:sz w:val="18"/>
+                <w:szCs w:val="18"/>
+              </w:rPr>
+              <w:t xml:space="preserve">              ▼                          ▼</w:t>
+            </w:r>
+          </w:p>
+          <w:p>
+            <w:pPr>
+              <w:spacing w:before="0" w:after="0" w:line="240" w:lineRule="auto"/>
+            </w:pPr>
+            <w:r>
+              <w:rPr>
+                <w:rFonts w:ascii="Courier New" w:hAnsi="Courier New" w:eastAsia="NanumGothicCoding"/>
+                <w:sz w:val="18"/>
+                <w:szCs w:val="18"/>
+              </w:rPr>
+              <w:t xml:space="preserve">┌─────┐  ┌───────────────────────────────────┐  ┌─────┐</w:t>
+            </w:r>
+          </w:p>
+          <w:p>
+            <w:pPr>
+              <w:spacing w:before="0" w:after="0" w:line="240" w:lineRule="auto"/>
+            </w:pPr>
+            <w:r>
+              <w:rPr>
+                <w:rFonts w:ascii="Courier New" w:hAnsi="Courier New" w:eastAsia="NanumGothicCoding"/>
+                <w:sz w:val="18"/>
+                <w:szCs w:val="18"/>
+              </w:rPr>
+              <w:t xml:space="preserve">│입력  │→│           프로세스명                 │→│출력  │</w:t>
+            </w:r>
+          </w:p>
+          <w:p>
+            <w:pPr>
+              <w:spacing w:before="0" w:after="0" w:line="240" w:lineRule="auto"/>
+            </w:pPr>
+            <w:r>
+              <w:rPr>
+                <w:rFonts w:ascii="Courier New" w:hAnsi="Courier New" w:eastAsia="NanumGothicCoding"/>
+                <w:sz w:val="18"/>
+                <w:szCs w:val="18"/>
+              </w:rPr>
+              <w:t xml:space="preserve">│(Input)│ │                                   │ │(Output)│</w:t>
+            </w:r>
+          </w:p>
+          <w:p>
+            <w:pPr>
+              <w:spacing w:before="0" w:after="0" w:line="240" w:lineRule="auto"/>
+            </w:pPr>
+            <w:r>
+              <w:rPr>
+                <w:rFonts w:ascii="Courier New" w:hAnsi="Courier New" w:eastAsia="NanumGothicCoding"/>
+                <w:sz w:val="18"/>
+                <w:szCs w:val="18"/>
+              </w:rPr>
+              <w:t xml:space="preserve">└─────┘  └───────────────────────────────────┘  └─────┘</w:t>
+            </w:r>
+          </w:p>
+          <w:p>
+            <w:pPr>
+              <w:spacing w:before="0" w:after="0" w:line="240" w:lineRule="auto"/>
+            </w:pPr>
+            <w:r>
+              <w:rPr>
+                <w:rFonts w:ascii="Courier New" w:hAnsi="Courier New" w:eastAsia="NanumGothicCoding"/>
+                <w:sz w:val="18"/>
+                <w:szCs w:val="18"/>
+              </w:rPr>
+              <w:t xml:space="preserve">              ▲                          ▲</w:t>
+            </w:r>
+          </w:p>
+          <w:p>
+            <w:pPr>
+              <w:spacing w:before="0" w:after="0" w:line="240" w:lineRule="auto"/>
+            </w:pPr>
+            <w:r>
+              <w:rPr>
+                <w:rFonts w:ascii="Courier New" w:hAnsi="Courier New" w:eastAsia="NanumGothicCoding"/>
+                <w:sz w:val="18"/>
+                <w:szCs w:val="18"/>
+              </w:rPr>
+              <w:t xml:space="preserve">              │                          │</w:t>
+            </w:r>
+          </w:p>
+          <w:p>
+            <w:pPr>
+              <w:spacing w:before="0" w:after="0" w:line="240" w:lineRule="auto"/>
+            </w:pPr>
+            <w:r>
+              <w:rPr>
+                <w:rFonts w:ascii="Courier New" w:hAnsi="Courier New" w:eastAsia="NanumGothicCoding"/>
+                <w:sz w:val="18"/>
+                <w:szCs w:val="18"/>
+              </w:rPr>
+              <w:t xml:space="preserve">         어떻게 (방법/절차)          성과지표 (KPI)</w:t>
+            </w:r>
+          </w:p>
+        </w:tc>
+      </w:tr>
+    </w:tbl>
     <w:bookmarkEnd w:id="29"/>
     <w:bookmarkStart w:id="30" w:name="프로세스-성과-지표-kpi-예시"/>
     <w:p>
@@ -4610,10 +4731,18 @@
           </w:p>
         </w:tc>
         <w:tc>
-          <w:tcPr/>
-          <w:p>
-            <w:pPr>
-              <w:pStyle w:val="Compact"/>
+          <w:tcPr>
+            <w:tcMar>
+              <w:top w:w="60" w:type="dxa"/>
+              <w:left w:w="120" w:type="dxa"/>
+              <w:bottom w:w="60" w:type="dxa"/>
+              <w:right w:w="120" w:type="dxa"/>
+            </w:tcMar>
+          </w:tcPr>
+          <w:p>
+            <w:pPr>
+              <w:pStyle w:val="Compact"/>
+              <w:wordWrap w:val="1"/>
             </w:pPr>
             <w:r>
               <w:t xml:space="preserve">분기</w:t>
@@ -4656,10 +4785,18 @@
           </w:p>
         </w:tc>
         <w:tc>
-          <w:tcPr/>
-          <w:p>
-            <w:pPr>
-              <w:pStyle w:val="Compact"/>
+          <w:tcPr>
+            <w:tcMar>
+              <w:top w:w="60" w:type="dxa"/>
+              <w:left w:w="120" w:type="dxa"/>
+              <w:bottom w:w="60" w:type="dxa"/>
+              <w:right w:w="120" w:type="dxa"/>
+            </w:tcMar>
+          </w:tcPr>
+          <w:p>
+            <w:pPr>
+              <w:pStyle w:val="Compact"/>
+              <w:wordWrap w:val="1"/>
             </w:pPr>
             <w:r>
               <w:t xml:space="preserve">연간</w:t>
@@ -4702,10 +4839,18 @@
           </w:p>
         </w:tc>
         <w:tc>
-          <w:tcPr/>
-          <w:p>
-            <w:pPr>
-              <w:pStyle w:val="Compact"/>
+          <w:tcPr>
+            <w:tcMar>
+              <w:top w:w="60" w:type="dxa"/>
+              <w:left w:w="120" w:type="dxa"/>
+              <w:bottom w:w="60" w:type="dxa"/>
+              <w:right w:w="120" w:type="dxa"/>
+            </w:tcMar>
+          </w:tcPr>
+          <w:p>
+            <w:pPr>
+              <w:pStyle w:val="Compact"/>
+              <w:wordWrap w:val="1"/>
             </w:pPr>
             <w:r>
               <w:t xml:space="preserve">분기</w:t>
@@ -5448,7 +5593,7 @@
         </w:trPr>
         <w:tc>
           <w:tcPr>
-            <w:tcW w:w="2460" w:type="dxa"/>
+            <w:tcW w:w="2476" w:type="dxa"/>
             <w:tcMar>
               <w:top w:w="60" w:type="dxa"/>
               <w:left w:w="120" w:type="dxa"/>
@@ -5469,7 +5614,7 @@
         </w:tc>
         <w:tc>
           <w:tcPr>
-            <w:tcW w:w="6328" w:type="dxa"/>
+            <w:tcW w:w="6312" w:type="dxa"/>
             <w:tcMar>
               <w:top w:w="60" w:type="dxa"/>
               <w:left w:w="120" w:type="dxa"/>
@@ -5491,9 +5636,7 @@
       </w:tr>
       <w:tr>
         <w:tc>
-          <w:tcPr>
-            <w:tcW w:w="2460" w:type="dxa"/>
-          </w:tcPr>
+          <w:tcPr/>
           <w:p>
             <w:pPr>
               <w:pStyle w:val="Compact"/>
@@ -5505,7 +5648,7 @@
         </w:tc>
         <w:tc>
           <w:tcPr>
-            <w:tcW w:w="6328" w:type="dxa"/>
+            <w:tcW w:w="6312" w:type="dxa"/>
             <w:tcMar>
               <w:top w:w="60" w:type="dxa"/>
               <w:left w:w="120" w:type="dxa"/>
@@ -5538,6 +5681,7 @@
         </w:tc>
         <w:tc>
           <w:tcPr>
+            <w:tcW w:w="6312" w:type="dxa"/>
             <w:tcMar>
               <w:top w:w="60" w:type="dxa"/>
               <w:left w:w="120" w:type="dxa"/>
@@ -5558,7 +5702,9 @@
       </w:tr>
       <w:tr>
         <w:tc>
-          <w:tcPr/>
+          <w:tcPr>
+            <w:tcW w:w="2476" w:type="dxa"/>
+          </w:tcPr>
           <w:p>
             <w:pPr>
               <w:pStyle w:val="Compact"/>
@@ -5570,7 +5716,7 @@
         </w:tc>
         <w:tc>
           <w:tcPr>
-            <w:tcW w:w="6328" w:type="dxa"/>
+            <w:tcW w:w="6312" w:type="dxa"/>
           </w:tcPr>
           <w:p>
             <w:pPr>
@@ -5584,19 +5730,10 @@
       </w:tr>
       <w:tr>
         <w:tc>
-          <w:tcPr>
-            <w:tcW w:w="2460" w:type="dxa"/>
-            <w:tcMar>
-              <w:top w:w="60" w:type="dxa"/>
-              <w:left w:w="120" w:type="dxa"/>
-              <w:bottom w:w="60" w:type="dxa"/>
-              <w:right w:w="120" w:type="dxa"/>
-            </w:tcMar>
-          </w:tcPr>
-          <w:p>
-            <w:pPr>
-              <w:pStyle w:val="Compact"/>
-              <w:wordWrap w:val="1"/>
+          <w:tcPr/>
+          <w:p>
+            <w:pPr>
+              <w:pStyle w:val="Compact"/>
             </w:pPr>
             <w:r>
               <w:t xml:space="preserve">개선 활동 실적</w:t>
@@ -5605,6 +5742,7 @@
         </w:tc>
         <w:tc>
           <w:tcPr>
+            <w:tcW w:w="6312" w:type="dxa"/>
             <w:tcMar>
               <w:top w:w="60" w:type="dxa"/>
               <w:left w:w="120" w:type="dxa"/>
@@ -5674,7 +5812,7 @@
         </w:trPr>
         <w:tc>
           <w:tcPr>
-            <w:tcW w:w="2460" w:type="dxa"/>
+            <w:tcW w:w="2736" w:type="dxa"/>
             <w:tcMar>
               <w:top w:w="60" w:type="dxa"/>
               <w:left w:w="120" w:type="dxa"/>
@@ -5695,7 +5833,7 @@
         </w:tc>
         <w:tc>
           <w:tcPr>
-            <w:tcW w:w="6328" w:type="dxa"/>
+            <w:tcW w:w="6052" w:type="dxa"/>
             <w:tcMar>
               <w:top w:w="60" w:type="dxa"/>
               <w:left w:w="120" w:type="dxa"/>
@@ -5717,9 +5855,7 @@
       </w:tr>
       <w:tr>
         <w:tc>
-          <w:tcPr>
-            <w:tcW w:w="2460" w:type="dxa"/>
-          </w:tcPr>
+          <w:tcPr/>
           <w:p>
             <w:pPr>
               <w:pStyle w:val="Compact"/>
@@ -5731,7 +5867,7 @@
         </w:tc>
         <w:tc>
           <w:tcPr>
-            <w:tcW w:w="6328" w:type="dxa"/>
+            <w:tcW w:w="6052" w:type="dxa"/>
             <w:tcMar>
               <w:top w:w="60" w:type="dxa"/>
               <w:left w:w="120" w:type="dxa"/>
@@ -5764,6 +5900,7 @@
         </w:tc>
         <w:tc>
           <w:tcPr>
+            <w:tcW w:w="6052" w:type="dxa"/>
             <w:tcMar>
               <w:top w:w="60" w:type="dxa"/>
               <w:left w:w="120" w:type="dxa"/>
@@ -5795,9 +5932,7 @@
           </w:p>
         </w:tc>
         <w:tc>
-          <w:tcPr>
-            <w:tcW w:w="6328" w:type="dxa"/>
-          </w:tcPr>
+          <w:tcPr/>
           <w:p>
             <w:pPr>
               <w:pStyle w:val="Compact"/>
@@ -5810,19 +5945,10 @@
       </w:tr>
       <w:tr>
         <w:tc>
-          <w:tcPr>
-            <w:tcW w:w="2460" w:type="dxa"/>
-            <w:tcMar>
-              <w:top w:w="60" w:type="dxa"/>
-              <w:left w:w="120" w:type="dxa"/>
-              <w:bottom w:w="60" w:type="dxa"/>
-              <w:right w:w="120" w:type="dxa"/>
-            </w:tcMar>
-          </w:tcPr>
-          <w:p>
-            <w:pPr>
-              <w:pStyle w:val="Compact"/>
-              <w:wordWrap w:val="1"/>
+          <w:tcPr/>
+          <w:p>
+            <w:pPr>
+              <w:pStyle w:val="Compact"/>
             </w:pPr>
             <w:r>
               <w:t xml:space="preserve">성과 모니터링</w:t>
@@ -5831,6 +5957,7 @@
         </w:tc>
         <w:tc>
           <w:tcPr>
+            <w:tcW w:w="6052" w:type="dxa"/>
             <w:tcMar>
               <w:top w:w="60" w:type="dxa"/>
               <w:left w:w="120" w:type="dxa"/>
@@ -6223,7 +6350,6 @@
               <w:bottom w:w="60" w:type="dxa"/>
               <w:right w:w="120" w:type="dxa"/>
             </w:tcMar>
-            <w:shd w:val="clear" w:color="auto" w:fill="DEEAF1"/>
           </w:tcPr>
           <w:p>
             <w:pPr>
@@ -6243,7 +6369,6 @@
               <w:bottom w:w="60" w:type="dxa"/>
               <w:right w:w="120" w:type="dxa"/>
             </w:tcMar>
-            <w:shd w:val="clear" w:color="auto" w:fill="DEEAF1"/>
           </w:tcPr>
           <w:p>
             <w:pPr>
@@ -6263,7 +6388,6 @@
               <w:bottom w:w="60" w:type="dxa"/>
               <w:right w:w="120" w:type="dxa"/>
             </w:tcMar>
-            <w:shd w:val="clear" w:color="auto" w:fill="DEEAF1"/>
           </w:tcPr>
           <w:p>
             <w:pPr>
@@ -7199,8 +7323,8 @@
     <w:rPrDefault>
       <w:rPr>
         <w:rFonts w:asciiTheme="minorHAnsi" w:cstheme="minorBidi" w:eastAsiaTheme="minorEastAsia" w:hAnsiTheme="minorHAnsi"/>
-        <w:sz w:val="24"/>
-        <w:szCs w:val="24"/>
+        <w:sz w:val="20"/>
+        <w:szCs w:val="20"/>
         <w:lang w:bidi="ar-SA" w:eastAsia="zh-CN" w:val="en-US"/>
       </w:rPr>
     </w:rPrDefault>
@@ -7268,8 +7392,8 @@
     </w:pPr>
     <w:rPr>
       <w:rFonts w:asciiTheme="majorHAnsi" w:cstheme="majorBidi" w:eastAsiaTheme="majorEastAsia" w:hAnsiTheme="majorHAnsi"/>
-      <w:sz w:val="56"/>
-      <w:szCs w:val="56"/>
+      <w:sz w:val="44"/>
+      <w:szCs w:val="44"/>
     </w:rPr>
   </w:style>
   <w:style w:customStyle="1" w:styleId="TitleChar" w:type="character">
@@ -7280,8 +7404,8 @@
     <w:rsid w:val="00A10FD9"/>
     <w:rPr>
       <w:rFonts w:asciiTheme="majorHAnsi" w:cstheme="majorBidi" w:eastAsiaTheme="majorEastAsia" w:hAnsiTheme="majorHAnsi"/>
-      <w:sz w:val="56"/>
-      <w:szCs w:val="56"/>
+      <w:sz w:val="44"/>
+      <w:szCs w:val="44"/>
     </w:rPr>
   </w:style>
   <w:style w:styleId="Subtitle" w:type="paragraph">
@@ -7403,8 +7527,8 @@
     <w:rPr>
       <w:rFonts w:asciiTheme="majorHAnsi" w:cstheme="majorBidi" w:eastAsiaTheme="majorEastAsia" w:hAnsiTheme="majorHAnsi"/>
       <w:color w:themeColor="accent1" w:themeShade="BF" w:val="0F4761"/>
-      <w:sz w:val="40"/>
-      <w:szCs w:val="40"/>
+      <w:sz w:val="32"/>
+      <w:szCs w:val="32"/>
     </w:rPr>
   </w:style>
   <w:style w:styleId="Heading2" w:type="paragraph">
@@ -7594,8 +7718,8 @@
     <w:rPr>
       <w:rFonts w:asciiTheme="majorHAnsi" w:cstheme="majorBidi" w:eastAsiaTheme="majorEastAsia" w:hAnsiTheme="majorHAnsi"/>
       <w:color w:themeColor="accent1" w:themeShade="BF" w:val="0F4761"/>
-      <w:sz w:val="40"/>
-      <w:szCs w:val="40"/>
+      <w:sz w:val="32"/>
+      <w:szCs w:val="32"/>
     </w:rPr>
   </w:style>
   <w:style w:customStyle="1" w:styleId="Heading2Char" w:type="character">
